--- a/fra/docx/009.content.docx
+++ b/fra/docx/009.content.docx
@@ -150,26 +150,6 @@
           <w:lang w:val="fr_FR" w:bidi="fr_FR"/>
         </w:rPr>
         <w:t>H</w:t>
-      </w:r>
-      <w:r>
-        <w:rPr>
-          <w:lang w:val="fr_FR" w:bidi="fr_FR"/>
-        </w:rPr>
-      </w:r>
-    </w:p>
-    <w:p>
-      <w:pPr/>
-      <w:r>
-        <w:rPr>
-          <w:lang w:val="fr_FR" w:bidi="fr_FR"/>
-        </w:rPr>
-      </w:r>
-      <w:r>
-        <w:rPr>
-          <w:i/>
-          <w:lang w:val="fr_FR" w:bidi="fr_FR"/>
-        </w:rPr>
-        <w:t>Hérésies à l'époque de l'Église primitive, Hériter le pays</w:t>
       </w:r>
       <w:r>
         <w:rPr>

--- a/fra/docx/009.content.docx
+++ b/fra/docx/009.content.docx
@@ -19,7 +19,7 @@
         <w:rPr>
           <w:lang w:val="fr_FR" w:bidi="fr_FR"/>
         </w:rPr>
-        <w:t>Resource: Study Notes - Themes (Tyndale)</w:t>
+        <w:t>Resource: Tyndale Open Study Notes</w:t>
       </w:r>
       <w:r>
         <w:rPr>
@@ -112,7 +112,7 @@
         <w:rPr>
           <w:lang w:val="fr_FR" w:bidi="fr_FR"/>
         </w:rPr>
-        <w:t>Study Notes - Themes (Tyndale)</w:t>
+        <w:t>Tyndale Open Study Notes</w:t>
       </w:r>
     </w:p>
     <w:p>

--- a/fra/docx/009.content.docx
+++ b/fra/docx/009.content.docx
@@ -19,7 +19,7 @@
         <w:rPr>
           <w:lang w:val="fr_FR" w:bidi="fr_FR"/>
         </w:rPr>
-        <w:t>Resource: Tyndale Open Study Notes</w:t>
+        <w:t>Resource: Aquifer Open Study Notes (Themes)</w:t>
       </w:r>
       <w:r>
         <w:rPr>
@@ -112,7 +112,7 @@
         <w:rPr>
           <w:lang w:val="fr_FR" w:bidi="fr_FR"/>
         </w:rPr>
-        <w:t>Tyndale Open Study Notes</w:t>
+        <w:t>Aquifer Open Study Notes (Themes)</w:t>
       </w:r>
     </w:p>
     <w:p>

--- a/fra/docx/009.content.docx
+++ b/fra/docx/009.content.docx
@@ -310,54 +310,36 @@
         </w:rPr>
         <w:t>. Par exemple, les sadducéens étaient un des partis religieux du judaïsme, tout comme les pharisiens (</w:t>
       </w:r>
-      <w:hyperlink r:id="rId13">
-        <w:r>
-          <w:rPr>
-            <w:lang w:val="fr_FR" w:bidi="fr_FR"/>
-          </w:rPr>
-          <w:rPr>
-            <w:color w:val="0000EE"/>
-            <w:u w:val="single"/>
-          </w:rPr>
-          <w:t>Ac 5.17</w:t>
-        </w:r>
-      </w:hyperlink>
+      <w:r>
+        <w:rPr>
+          <w:lang w:val="fr_FR" w:bidi="fr_FR"/>
+        </w:rPr>
+        <w:t>Ac 5.17</w:t>
+      </w:r>
       <w:r>
         <w:rPr>
           <w:lang w:val="fr_FR" w:bidi="fr_FR"/>
         </w:rPr>
         <w:t xml:space="preserve"> ; </w:t>
       </w:r>
-      <w:hyperlink r:id="rId14">
-        <w:r>
-          <w:rPr>
-            <w:lang w:val="fr_FR" w:bidi="fr_FR"/>
-          </w:rPr>
-          <w:rPr>
-            <w:color w:val="0000EE"/>
-            <w:u w:val="single"/>
-          </w:rPr>
-          <w:t>15.5</w:t>
-        </w:r>
-      </w:hyperlink>
+      <w:r>
+        <w:rPr>
+          <w:lang w:val="fr_FR" w:bidi="fr_FR"/>
+        </w:rPr>
+        <w:t>15.5</w:t>
+      </w:r>
       <w:r>
         <w:rPr>
           <w:lang w:val="fr_FR" w:bidi="fr_FR"/>
         </w:rPr>
         <w:t>). Les premiers disciples de Jésus ont été appelés « la secte des Nazaréens » (</w:t>
       </w:r>
-      <w:hyperlink r:id="rId15">
-        <w:r>
-          <w:rPr>
-            <w:lang w:val="fr_FR" w:bidi="fr_FR"/>
-          </w:rPr>
-          <w:rPr>
-            <w:color w:val="0000EE"/>
-            <w:u w:val="single"/>
-          </w:rPr>
-          <w:t>Ac 24.5</w:t>
-        </w:r>
-      </w:hyperlink>
+      <w:r>
+        <w:rPr>
+          <w:lang w:val="fr_FR" w:bidi="fr_FR"/>
+        </w:rPr>
+        <w:t>Ac 24.5</w:t>
+      </w:r>
       <w:r>
         <w:rPr>
           <w:lang w:val="fr_FR" w:bidi="fr_FR"/>
@@ -390,18 +372,12 @@
         </w:rPr>
         <w:t xml:space="preserve"> (</w:t>
       </w:r>
-      <w:hyperlink r:id="rId16">
-        <w:r>
-          <w:rPr>
-            <w:lang w:val="fr_FR" w:bidi="fr_FR"/>
-          </w:rPr>
-          <w:rPr>
-            <w:color w:val="0000EE"/>
-            <w:u w:val="single"/>
-          </w:rPr>
-          <w:t>1Co 11.19</w:t>
-        </w:r>
-      </w:hyperlink>
+      <w:r>
+        <w:rPr>
+          <w:lang w:val="fr_FR" w:bidi="fr_FR"/>
+        </w:rPr>
+        <w:t>1Co 11.19</w:t>
+      </w:r>
       <w:r>
         <w:rPr>
           <w:lang w:val="fr_FR" w:bidi="fr_FR"/>
@@ -422,18 +398,12 @@
         </w:rPr>
         <w:t>Pierre utilise le terme pour désigner des enseignements s'opposant aux vérités enseignées par les apôtres (</w:t>
       </w:r>
-      <w:hyperlink r:id="rId17">
-        <w:r>
-          <w:rPr>
-            <w:lang w:val="fr_FR" w:bidi="fr_FR"/>
-          </w:rPr>
-          <w:rPr>
-            <w:color w:val="0000EE"/>
-            <w:u w:val="single"/>
-          </w:rPr>
-          <w:t>2P 2.1</w:t>
-        </w:r>
-      </w:hyperlink>
+      <w:r>
+        <w:rPr>
+          <w:lang w:val="fr_FR" w:bidi="fr_FR"/>
+        </w:rPr>
+        <w:t>2P 2.1</w:t>
+      </w:r>
       <w:r>
         <w:rPr>
           <w:lang w:val="fr_FR" w:bidi="fr_FR"/>
@@ -650,36 +620,24 @@
         </w:rPr>
         <w:t xml:space="preserve"> 3.3.4 ; voir aussi </w:t>
       </w:r>
-      <w:hyperlink r:id="rId18">
-        <w:r>
-          <w:rPr>
-            <w:lang w:val="fr_FR" w:bidi="fr_FR"/>
-          </w:rPr>
-          <w:rPr>
-            <w:color w:val="0000EE"/>
-            <w:u w:val="single"/>
-          </w:rPr>
-          <w:t>1 Jn 5.5–8</w:t>
-        </w:r>
-      </w:hyperlink>
+      <w:r>
+        <w:rPr>
+          <w:lang w:val="fr_FR" w:bidi="fr_FR"/>
+        </w:rPr>
+        <w:t>1 Jn 5.5–8</w:t>
+      </w:r>
       <w:r>
         <w:rPr>
           <w:lang w:val="fr_FR" w:bidi="fr_FR"/>
         </w:rPr>
         <w:t xml:space="preserve"> ; </w:t>
       </w:r>
-      <w:hyperlink r:id="rId19">
-        <w:r>
-          <w:rPr>
-            <w:lang w:val="fr_FR" w:bidi="fr_FR"/>
-          </w:rPr>
-          <w:rPr>
-            <w:color w:val="0000EE"/>
-            <w:u w:val="single"/>
-          </w:rPr>
-          <w:t>2 Jn 1.7</w:t>
-        </w:r>
-      </w:hyperlink>
+      <w:r>
+        <w:rPr>
+          <w:lang w:val="fr_FR" w:bidi="fr_FR"/>
+        </w:rPr>
+        <w:t>2 Jn 1.7</w:t>
+      </w:r>
       <w:r>
         <w:rPr>
           <w:lang w:val="fr_FR" w:bidi="fr_FR"/>
@@ -737,234 +695,156 @@
           <w:lang w:val="fr_FR" w:bidi="fr_FR"/>
         </w:rPr>
       </w:r>
-      <w:hyperlink r:id="rId20">
-        <w:r>
-          <w:rPr>
-            <w:lang w:val="fr_FR" w:bidi="fr_FR"/>
-          </w:rPr>
-          <w:rPr>
-            <w:color w:val="0000EE"/>
-            <w:u w:val="single"/>
-          </w:rPr>
-          <w:t>Actes 8.9–24</w:t>
-        </w:r>
-      </w:hyperlink>
+      <w:r>
+        <w:rPr>
+          <w:lang w:val="fr_FR" w:bidi="fr_FR"/>
+        </w:rPr>
+        <w:t>Actes 8.9–24</w:t>
+      </w:r>
       <w:r>
         <w:rPr>
           <w:lang w:val="fr_FR" w:bidi="fr_FR"/>
         </w:rPr>
         <w:t xml:space="preserve"> ; </w:t>
       </w:r>
-      <w:hyperlink r:id="rId21">
-        <w:r>
-          <w:rPr>
-            <w:lang w:val="fr_FR" w:bidi="fr_FR"/>
-          </w:rPr>
-          <w:rPr>
-            <w:color w:val="0000EE"/>
-            <w:u w:val="single"/>
-          </w:rPr>
-          <w:t>2 Corinthiens 11.1–15</w:t>
-        </w:r>
-      </w:hyperlink>
+      <w:r>
+        <w:rPr>
+          <w:lang w:val="fr_FR" w:bidi="fr_FR"/>
+        </w:rPr>
+        <w:t>2 Corinthiens 11.1–15</w:t>
+      </w:r>
       <w:r>
         <w:rPr>
           <w:lang w:val="fr_FR" w:bidi="fr_FR"/>
         </w:rPr>
         <w:t xml:space="preserve"> ; </w:t>
       </w:r>
-      <w:hyperlink r:id="rId22">
-        <w:r>
-          <w:rPr>
-            <w:lang w:val="fr_FR" w:bidi="fr_FR"/>
-          </w:rPr>
-          <w:rPr>
-            <w:color w:val="0000EE"/>
-            <w:u w:val="single"/>
-          </w:rPr>
-          <w:t>Colossiens 1.23</w:t>
-        </w:r>
-      </w:hyperlink>
+      <w:r>
+        <w:rPr>
+          <w:lang w:val="fr_FR" w:bidi="fr_FR"/>
+        </w:rPr>
+        <w:t>Colossiens 1.23</w:t>
+      </w:r>
       <w:r>
         <w:rPr>
           <w:lang w:val="fr_FR" w:bidi="fr_FR"/>
         </w:rPr>
         <w:t xml:space="preserve"> ; </w:t>
       </w:r>
-      <w:hyperlink r:id="rId23">
-        <w:r>
-          <w:rPr>
-            <w:lang w:val="fr_FR" w:bidi="fr_FR"/>
-          </w:rPr>
-          <w:rPr>
-            <w:color w:val="0000EE"/>
-            <w:u w:val="single"/>
-          </w:rPr>
-          <w:t>2.6–23</w:t>
-        </w:r>
-      </w:hyperlink>
+      <w:r>
+        <w:rPr>
+          <w:lang w:val="fr_FR" w:bidi="fr_FR"/>
+        </w:rPr>
+        <w:t>2.6–23</w:t>
+      </w:r>
       <w:r>
         <w:rPr>
           <w:lang w:val="fr_FR" w:bidi="fr_FR"/>
         </w:rPr>
         <w:t xml:space="preserve"> ; </w:t>
       </w:r>
-      <w:hyperlink r:id="rId24">
-        <w:r>
-          <w:rPr>
-            <w:lang w:val="fr_FR" w:bidi="fr_FR"/>
-          </w:rPr>
-          <w:rPr>
-            <w:color w:val="0000EE"/>
-            <w:u w:val="single"/>
-          </w:rPr>
-          <w:t>1 Timothée 6.20</w:t>
-        </w:r>
-      </w:hyperlink>
+      <w:r>
+        <w:rPr>
+          <w:lang w:val="fr_FR" w:bidi="fr_FR"/>
+        </w:rPr>
+        <w:t>1 Timothée 6.20</w:t>
+      </w:r>
       <w:r>
         <w:rPr>
           <w:lang w:val="fr_FR" w:bidi="fr_FR"/>
         </w:rPr>
         <w:t xml:space="preserve"> ; </w:t>
       </w:r>
-      <w:hyperlink r:id="rId25">
-        <w:r>
-          <w:rPr>
-            <w:lang w:val="fr_FR" w:bidi="fr_FR"/>
-          </w:rPr>
-          <w:rPr>
-            <w:color w:val="0000EE"/>
-            <w:u w:val="single"/>
-          </w:rPr>
-          <w:t>2 Pierre 2.1–22</w:t>
-        </w:r>
-      </w:hyperlink>
+      <w:r>
+        <w:rPr>
+          <w:lang w:val="fr_FR" w:bidi="fr_FR"/>
+        </w:rPr>
+        <w:t>2 Pierre 2.1–22</w:t>
+      </w:r>
       <w:r>
         <w:rPr>
           <w:lang w:val="fr_FR" w:bidi="fr_FR"/>
         </w:rPr>
         <w:t xml:space="preserve"> ; </w:t>
       </w:r>
-      <w:hyperlink r:id="rId26">
-        <w:r>
-          <w:rPr>
-            <w:lang w:val="fr_FR" w:bidi="fr_FR"/>
-          </w:rPr>
-          <w:rPr>
-            <w:color w:val="0000EE"/>
-            <w:u w:val="single"/>
-          </w:rPr>
-          <w:t>1 Jean 4.2–3</w:t>
-        </w:r>
-      </w:hyperlink>
+      <w:r>
+        <w:rPr>
+          <w:lang w:val="fr_FR" w:bidi="fr_FR"/>
+        </w:rPr>
+        <w:t>1 Jean 4.2–3</w:t>
+      </w:r>
       <w:r>
         <w:rPr>
           <w:lang w:val="fr_FR" w:bidi="fr_FR"/>
         </w:rPr>
         <w:t xml:space="preserve"> ; </w:t>
       </w:r>
-      <w:hyperlink r:id="rId18">
-        <w:r>
-          <w:rPr>
-            <w:lang w:val="fr_FR" w:bidi="fr_FR"/>
-          </w:rPr>
-          <w:rPr>
-            <w:color w:val="0000EE"/>
-            <w:u w:val="single"/>
-          </w:rPr>
-          <w:t>5.5–8</w:t>
-        </w:r>
-      </w:hyperlink>
+      <w:r>
+        <w:rPr>
+          <w:lang w:val="fr_FR" w:bidi="fr_FR"/>
+        </w:rPr>
+        <w:t>5.5–8</w:t>
+      </w:r>
       <w:r>
         <w:rPr>
           <w:lang w:val="fr_FR" w:bidi="fr_FR"/>
         </w:rPr>
         <w:t xml:space="preserve"> ; </w:t>
       </w:r>
-      <w:hyperlink r:id="rId27">
-        <w:r>
-          <w:rPr>
-            <w:lang w:val="fr_FR" w:bidi="fr_FR"/>
-          </w:rPr>
-          <w:rPr>
-            <w:color w:val="0000EE"/>
-            <w:u w:val="single"/>
-          </w:rPr>
-          <w:t>2 Jean 1.7–11</w:t>
-        </w:r>
-      </w:hyperlink>
+      <w:r>
+        <w:rPr>
+          <w:lang w:val="fr_FR" w:bidi="fr_FR"/>
+        </w:rPr>
+        <w:t>2 Jean 1.7–11</w:t>
+      </w:r>
       <w:r>
         <w:rPr>
           <w:lang w:val="fr_FR" w:bidi="fr_FR"/>
         </w:rPr>
         <w:t xml:space="preserve"> ; </w:t>
       </w:r>
-      <w:hyperlink r:id="rId28">
-        <w:r>
-          <w:rPr>
-            <w:lang w:val="fr_FR" w:bidi="fr_FR"/>
-          </w:rPr>
-          <w:rPr>
-            <w:color w:val="0000EE"/>
-            <w:u w:val="single"/>
-          </w:rPr>
-          <w:t>3 Jean 1.9–12</w:t>
-        </w:r>
-      </w:hyperlink>
+      <w:r>
+        <w:rPr>
+          <w:lang w:val="fr_FR" w:bidi="fr_FR"/>
+        </w:rPr>
+        <w:t>3 Jean 1.9–12</w:t>
+      </w:r>
       <w:r>
         <w:rPr>
           <w:lang w:val="fr_FR" w:bidi="fr_FR"/>
         </w:rPr>
         <w:t xml:space="preserve"> ; </w:t>
       </w:r>
-      <w:hyperlink r:id="rId29">
-        <w:r>
-          <w:rPr>
-            <w:lang w:val="fr_FR" w:bidi="fr_FR"/>
-          </w:rPr>
-          <w:rPr>
-            <w:color w:val="0000EE"/>
-            <w:u w:val="single"/>
-          </w:rPr>
-          <w:t>Apocalypse 2.2</w:t>
-        </w:r>
-      </w:hyperlink>
+      <w:r>
+        <w:rPr>
+          <w:lang w:val="fr_FR" w:bidi="fr_FR"/>
+        </w:rPr>
+        <w:t>Apocalypse 2.2</w:t>
+      </w:r>
       <w:r>
         <w:rPr>
           <w:lang w:val="fr_FR" w:bidi="fr_FR"/>
         </w:rPr>
         <w:t xml:space="preserve">, </w:t>
       </w:r>
-      <w:hyperlink r:id="rId30">
-        <w:r>
-          <w:rPr>
-            <w:lang w:val="fr_FR" w:bidi="fr_FR"/>
-          </w:rPr>
-          <w:rPr>
-            <w:color w:val="0000EE"/>
-            <w:u w:val="single"/>
-          </w:rPr>
-          <w:t>14–16</w:t>
-        </w:r>
-      </w:hyperlink>
+      <w:r>
+        <w:rPr>
+          <w:lang w:val="fr_FR" w:bidi="fr_FR"/>
+        </w:rPr>
+        <w:t>14–16</w:t>
+      </w:r>
       <w:r>
         <w:rPr>
           <w:lang w:val="fr_FR" w:bidi="fr_FR"/>
         </w:rPr>
         <w:t xml:space="preserve">, </w:t>
       </w:r>
-      <w:hyperlink r:id="rId31">
-        <w:r>
-          <w:rPr>
-            <w:lang w:val="fr_FR" w:bidi="fr_FR"/>
-          </w:rPr>
-          <w:rPr>
-            <w:color w:val="0000EE"/>
-            <w:u w:val="single"/>
-          </w:rPr>
-          <w:t>20–25</w:t>
-        </w:r>
-      </w:hyperlink>
+      <w:r>
+        <w:rPr>
+          <w:lang w:val="fr_FR" w:bidi="fr_FR"/>
+        </w:rPr>
+        <w:t>20–25</w:t>
+      </w:r>
       <w:r>
         <w:rPr>
           <w:lang w:val="fr_FR" w:bidi="fr_FR"/>
@@ -1027,36 +907,24 @@
         </w:rPr>
         <w:t>La Bible répond à ces questions et à des questions similaires par un « non » catégorique. L'univers provient de la main experte d'un créateur aimant. Cela inclut la Terre et toutes les créatures vivantes. Après avoir fini de créer les cieux et la Terre et tout ce qu'ils renferment, Dieu a considéré que ce qu'il avait fait était « très bon » (</w:t>
       </w:r>
-      <w:hyperlink r:id="rId32">
-        <w:r>
-          <w:rPr>
-            <w:lang w:val="fr_FR" w:bidi="fr_FR"/>
-          </w:rPr>
-          <w:rPr>
-            <w:color w:val="0000EE"/>
-            <w:u w:val="single"/>
-          </w:rPr>
-          <w:t>Gn 1.31</w:t>
-        </w:r>
-      </w:hyperlink>
+      <w:r>
+        <w:rPr>
+          <w:lang w:val="fr_FR" w:bidi="fr_FR"/>
+        </w:rPr>
+        <w:t>Gn 1.31</w:t>
+      </w:r>
       <w:r>
         <w:rPr>
           <w:lang w:val="fr_FR" w:bidi="fr_FR"/>
         </w:rPr>
         <w:t xml:space="preserve">). Le péché qui est ensuite entré le monde a fait que le monde physique a eu besoin de rédemption. Par la grâce de Dieu, il sera racheté de sa soumission à la corruption à la fin des temps (voir </w:t>
       </w:r>
-      <w:hyperlink r:id="rId33">
-        <w:r>
-          <w:rPr>
-            <w:lang w:val="fr_FR" w:bidi="fr_FR"/>
-          </w:rPr>
-          <w:rPr>
-            <w:color w:val="0000EE"/>
-            <w:u w:val="single"/>
-          </w:rPr>
-          <w:t>Rm 8.19–21</w:t>
-        </w:r>
-      </w:hyperlink>
+      <w:r>
+        <w:rPr>
+          <w:lang w:val="fr_FR" w:bidi="fr_FR"/>
+        </w:rPr>
+        <w:t>Rm 8.19–21</w:t>
+      </w:r>
       <w:r>
         <w:rPr>
           <w:lang w:val="fr_FR" w:bidi="fr_FR"/>
@@ -1142,198 +1010,132 @@
           <w:lang w:val="fr_FR" w:bidi="fr_FR"/>
         </w:rPr>
       </w:r>
-      <w:hyperlink r:id="rId32">
-        <w:r>
-          <w:rPr>
-            <w:lang w:val="fr_FR" w:bidi="fr_FR"/>
-          </w:rPr>
-          <w:rPr>
-            <w:color w:val="0000EE"/>
-            <w:u w:val="single"/>
-          </w:rPr>
-          <w:t>Genèse 1.31</w:t>
-        </w:r>
-      </w:hyperlink>
+      <w:r>
+        <w:rPr>
+          <w:lang w:val="fr_FR" w:bidi="fr_FR"/>
+        </w:rPr>
+        <w:t>Genèse 1.31</w:t>
+      </w:r>
       <w:r>
         <w:rPr>
           <w:lang w:val="fr_FR" w:bidi="fr_FR"/>
         </w:rPr>
         <w:t xml:space="preserve"> ; </w:t>
       </w:r>
-      <w:hyperlink r:id="rId34">
-        <w:r>
-          <w:rPr>
-            <w:lang w:val="fr_FR" w:bidi="fr_FR"/>
-          </w:rPr>
-          <w:rPr>
-            <w:color w:val="0000EE"/>
-            <w:u w:val="single"/>
-          </w:rPr>
-          <w:t>12.7</w:t>
-        </w:r>
-      </w:hyperlink>
+      <w:r>
+        <w:rPr>
+          <w:lang w:val="fr_FR" w:bidi="fr_FR"/>
+        </w:rPr>
+        <w:t>12.7</w:t>
+      </w:r>
       <w:r>
         <w:rPr>
           <w:lang w:val="fr_FR" w:bidi="fr_FR"/>
         </w:rPr>
         <w:t xml:space="preserve"> ; </w:t>
       </w:r>
-      <w:hyperlink r:id="rId35">
-        <w:r>
-          <w:rPr>
-            <w:lang w:val="fr_FR" w:bidi="fr_FR"/>
-          </w:rPr>
-          <w:rPr>
-            <w:color w:val="0000EE"/>
-            <w:u w:val="single"/>
-          </w:rPr>
-          <w:t>13.14–17</w:t>
-        </w:r>
-      </w:hyperlink>
+      <w:r>
+        <w:rPr>
+          <w:lang w:val="fr_FR" w:bidi="fr_FR"/>
+        </w:rPr>
+        <w:t>13.14–17</w:t>
+      </w:r>
       <w:r>
         <w:rPr>
           <w:lang w:val="fr_FR" w:bidi="fr_FR"/>
         </w:rPr>
         <w:t xml:space="preserve"> ; </w:t>
       </w:r>
-      <w:hyperlink r:id="rId36">
-        <w:r>
-          <w:rPr>
-            <w:lang w:val="fr_FR" w:bidi="fr_FR"/>
-          </w:rPr>
-          <w:rPr>
-            <w:color w:val="0000EE"/>
-            <w:u w:val="single"/>
-          </w:rPr>
-          <w:t>15.12–21</w:t>
-        </w:r>
-      </w:hyperlink>
+      <w:r>
+        <w:rPr>
+          <w:lang w:val="fr_FR" w:bidi="fr_FR"/>
+        </w:rPr>
+        <w:t>15.12–21</w:t>
+      </w:r>
       <w:r>
         <w:rPr>
           <w:lang w:val="fr_FR" w:bidi="fr_FR"/>
         </w:rPr>
         <w:t xml:space="preserve"> ; </w:t>
       </w:r>
-      <w:hyperlink r:id="rId37">
-        <w:r>
-          <w:rPr>
-            <w:lang w:val="fr_FR" w:bidi="fr_FR"/>
-          </w:rPr>
-          <w:rPr>
-            <w:color w:val="0000EE"/>
-            <w:u w:val="single"/>
-          </w:rPr>
-          <w:t>17.7–8</w:t>
-        </w:r>
-      </w:hyperlink>
+      <w:r>
+        <w:rPr>
+          <w:lang w:val="fr_FR" w:bidi="fr_FR"/>
+        </w:rPr>
+        <w:t>17.7–8</w:t>
+      </w:r>
       <w:r>
         <w:rPr>
           <w:lang w:val="fr_FR" w:bidi="fr_FR"/>
         </w:rPr>
         <w:t xml:space="preserve"> ; </w:t>
       </w:r>
-      <w:hyperlink r:id="rId38">
-        <w:r>
-          <w:rPr>
-            <w:lang w:val="fr_FR" w:bidi="fr_FR"/>
-          </w:rPr>
-          <w:rPr>
-            <w:color w:val="0000EE"/>
-            <w:u w:val="single"/>
-          </w:rPr>
-          <w:t>35.11–13</w:t>
-        </w:r>
-      </w:hyperlink>
+      <w:r>
+        <w:rPr>
+          <w:lang w:val="fr_FR" w:bidi="fr_FR"/>
+        </w:rPr>
+        <w:t>35.11–13</w:t>
+      </w:r>
       <w:r>
         <w:rPr>
           <w:lang w:val="fr_FR" w:bidi="fr_FR"/>
         </w:rPr>
         <w:t xml:space="preserve"> ; </w:t>
       </w:r>
-      <w:hyperlink r:id="rId39">
-        <w:r>
-          <w:rPr>
-            <w:lang w:val="fr_FR" w:bidi="fr_FR"/>
-          </w:rPr>
-          <w:rPr>
-            <w:color w:val="0000EE"/>
-            <w:u w:val="single"/>
-          </w:rPr>
-          <w:t>50.24</w:t>
-        </w:r>
-      </w:hyperlink>
+      <w:r>
+        <w:rPr>
+          <w:lang w:val="fr_FR" w:bidi="fr_FR"/>
+        </w:rPr>
+        <w:t>50.24</w:t>
+      </w:r>
       <w:r>
         <w:rPr>
           <w:lang w:val="fr_FR" w:bidi="fr_FR"/>
         </w:rPr>
         <w:t xml:space="preserve"> ; </w:t>
       </w:r>
-      <w:hyperlink r:id="rId40">
-        <w:r>
-          <w:rPr>
-            <w:lang w:val="fr_FR" w:bidi="fr_FR"/>
-          </w:rPr>
-          <w:rPr>
-            <w:color w:val="0000EE"/>
-            <w:u w:val="single"/>
-          </w:rPr>
-          <w:t>Josué 13.1–21.45</w:t>
-        </w:r>
-      </w:hyperlink>
+      <w:r>
+        <w:rPr>
+          <w:lang w:val="fr_FR" w:bidi="fr_FR"/>
+        </w:rPr>
+        <w:t>Josué 13.1–21.45</w:t>
+      </w:r>
       <w:r>
         <w:rPr>
           <w:lang w:val="fr_FR" w:bidi="fr_FR"/>
         </w:rPr>
         <w:t xml:space="preserve"> ; </w:t>
       </w:r>
-      <w:hyperlink r:id="rId41">
-        <w:r>
-          <w:rPr>
-            <w:lang w:val="fr_FR" w:bidi="fr_FR"/>
-          </w:rPr>
-          <w:rPr>
-            <w:color w:val="0000EE"/>
-            <w:u w:val="single"/>
-          </w:rPr>
-          <w:t>Psaumes 37.9–34</w:t>
-        </w:r>
-      </w:hyperlink>
+      <w:r>
+        <w:rPr>
+          <w:lang w:val="fr_FR" w:bidi="fr_FR"/>
+        </w:rPr>
+        <w:t>Psaumes 37.9–34</w:t>
+      </w:r>
       <w:r>
         <w:rPr>
           <w:lang w:val="fr_FR" w:bidi="fr_FR"/>
         </w:rPr>
         <w:t xml:space="preserve"> ; </w:t>
       </w:r>
-      <w:hyperlink r:id="rId42">
-        <w:r>
-          <w:rPr>
-            <w:lang w:val="fr_FR" w:bidi="fr_FR"/>
-          </w:rPr>
-          <w:rPr>
-            <w:color w:val="0000EE"/>
-            <w:u w:val="single"/>
-          </w:rPr>
-          <w:t>Luc 12.22–34</w:t>
-        </w:r>
-      </w:hyperlink>
+      <w:r>
+        <w:rPr>
+          <w:lang w:val="fr_FR" w:bidi="fr_FR"/>
+        </w:rPr>
+        <w:t>Luc 12.22–34</w:t>
+      </w:r>
       <w:r>
         <w:rPr>
           <w:lang w:val="fr_FR" w:bidi="fr_FR"/>
         </w:rPr>
         <w:t xml:space="preserve"> ; </w:t>
       </w:r>
-      <w:hyperlink r:id="rId43">
-        <w:r>
-          <w:rPr>
-            <w:lang w:val="fr_FR" w:bidi="fr_FR"/>
-          </w:rPr>
-          <w:rPr>
-            <w:color w:val="0000EE"/>
-            <w:u w:val="single"/>
-          </w:rPr>
-          <w:t>16.9–11</w:t>
-        </w:r>
-      </w:hyperlink>
+      <w:r>
+        <w:rPr>
+          <w:lang w:val="fr_FR" w:bidi="fr_FR"/>
+        </w:rPr>
+        <w:t>16.9–11</w:t>
+      </w:r>
       <w:r>
         <w:rPr>
           <w:lang w:val="fr_FR" w:bidi="fr_FR"/>
